--- a/personalU/product/p/正資.docx
+++ b/personalU/product/p/正資.docx
@@ -25,7 +25,7 @@
         <w:pStyle w:val="FirstParagraph"/>
       </w:pPr>
       <w:r>
-        <w:t xml:space="preserve">我對資訊科技的動機，始於解決開源社群中的繁簡轉換問題。在手動提交多次 PR 後，我意識到缺乏自動化工具的效率極低，因此自學開發了 1800 行的 Bash 工具 replace.sh。在這個過程中，我學會了拆解問題、設計分層架構（主字典與歧義詞字典），並透過這個專案在 GitHub 上完成了 145 個被合併的貢獻。這種「發現痛點、實作工具、回饋社群」的成就感，是我申請資訊工程學系最核心的驅動力。</w:t>
+        <w:t xml:space="preserve">我對資訊科技的動機，始於解決開源社群中的繁簡轉換問題。在手動提交多次 PR 後，我意識到缺乏自動化工具的效率極低，因此自學開發了 1800 行的 Bash 工具 replace.sh。在這個過程中，我學會了拆解問題、設計分層架構（主字典與歧義詞字典），並透過這個專案在 GitHub 上完成了 145 個被合併的貢獻。這種「發現痛點、實作工具、回饋社群」的成就感，是我申請中正資訊工程學系最核心的驅動力。</w:t>
       </w:r>
     </w:p>
     <w:bookmarkEnd w:id="20"/>
@@ -43,7 +43,7 @@
         <w:pStyle w:val="FirstParagraph"/>
       </w:pPr>
       <w:r>
-        <w:t xml:space="preserve">高三階段，我利用 Docker 自架 Navidrome、Immich、AdGuard 等十餘項服務，並寫了支援多執行緒的 yt.py 下載器。但在處理跨容器網路通訊與系統資源調度時，我碰到了靠經驗無法解決的效能瓶頸。這讓我意識到：單靠自學腳本與直覺式的開發，無法建構穩定的大型系統。</w:t>
+        <w:t xml:space="preserve">高三階段，我開始利用 Docker 自架 Navidrome、Immich、AdGuard 等十餘項服務，並開發了支援多執行緒的 yt.py 下載器。但在架設過程中，我反覆碰到自己「能讓服務跑起來，卻說不清楚它為什麼能動」的窘境。例如設定 Caddy 反向代理時，光是搞懂 Caddyfile 的巢狀語法就耗費了大量時間；串接 CrowdSec 與 iptables 的防火牆規則時，我能照著文件把bouncer 裝好，卻無法解釋封包從進入到被攔截的完整流程。容器之間無法互相連線時，我最後是靠切換成 host 網路模式硬解的，但對於 Docker 的 bridge network 為什麼不通、host 模式又犧牲了哪些隔離性，我說不出原因。這讓我意識到，缺乏網路與作業系統的基礎知識，我只能不斷地試錯與模仿，沒有能力從根本理解問題。</w:t>
       </w:r>
     </w:p>
     <w:p>
